--- a/livrables/lecons/2026-09-07_lecon-psychopathologie_15_crise-suicidaire-evaluation-risque-conduite.docx
+++ b/livrables/lecons/2026-09-07_lecon-psychopathologie_15_crise-suicidaire-evaluation-risque-conduite.docx
@@ -483,7 +483,7 @@
           <w:sz w:val="22"/>
           <w:szCs w:val="22"/>
         </w:rPr>
-        <w:t xml:space="preserve">Selon le Merck Manual (janvier 2026), la plupart des personnes décédées par suicide présentaient au moins un trouble psychiatrique. Les ratios de mortalité standardisés les plus élevés sont :</w:t>
+        <w:t xml:space="preserve">Selon le Merck Manual (janvier 2026), « dans certaines études, près de 90 % des sujets qui se suicident avaient un trouble psychiatrique diagnostiquable au moment de leur mort ». Le tableau source compte DIX lignes ; voici les sept plus élevées, dans l'ordre décroissant :</w:t>
       </w:r>
     </w:p>
     <w:p>
@@ -573,7 +573,61 @@
           <w:sz w:val="22"/>
           <w:szCs w:val="22"/>
         </w:rPr>
+        <w:t xml:space="preserve">• Trouble de l'usage de l'alcool : multiplié par 16,4 chez les femmes, 8,8 chez les hommes</w:t>
+      </w:r>
+    </w:p>
+    <w:p>
+      <w:pPr>
+        <w:spacing w:after="60" w:before="60"/>
+      </w:pPr>
+      <w:r>
+        <w:rPr>
+          <w:rFonts w:ascii="Times New Roman" w:cs="Times New Roman" w:eastAsia="Times New Roman" w:hAnsi="Times New Roman"/>
+          <w:b w:val="false"/>
+          <w:bCs w:val="false"/>
+          <w:i w:val="false"/>
+          <w:iCs w:val="false"/>
+          <w:color w:val="1F2937"/>
+          <w:sz w:val="22"/>
+          <w:szCs w:val="22"/>
+        </w:rPr>
+        <w:t xml:space="preserve">• Usage d'opioïdes : multiplié par 13,5</w:t>
+      </w:r>
+    </w:p>
+    <w:p>
+      <w:pPr>
+        <w:spacing w:after="60" w:before="60"/>
+      </w:pPr>
+      <w:r>
+        <w:rPr>
+          <w:rFonts w:ascii="Times New Roman" w:cs="Times New Roman" w:eastAsia="Times New Roman" w:hAnsi="Times New Roman"/>
+          <w:b w:val="false"/>
+          <w:bCs w:val="false"/>
+          <w:i w:val="false"/>
+          <w:iCs w:val="false"/>
+          <w:color w:val="1F2937"/>
+          <w:sz w:val="22"/>
+          <w:szCs w:val="22"/>
+        </w:rPr>
         <w:t xml:space="preserve">• Schizophrénie : multiplié par 12,9</w:t>
+      </w:r>
+    </w:p>
+    <w:p>
+      <w:pPr>
+        <w:spacing w:after="60" w:before="60"/>
+      </w:pPr>
+      <w:r>
+        <w:rPr>
+          <w:rFonts w:ascii="Times New Roman" w:cs="Times New Roman" w:eastAsia="Times New Roman" w:hAnsi="Times New Roman"/>
+          <w:b w:val="false"/>
+          <w:bCs w:val="false"/>
+          <w:i w:val="false"/>
+          <w:iCs w:val="false"/>
+          <w:color w:val="1F2937"/>
+          <w:sz w:val="22"/>
+          <w:szCs w:val="22"/>
+        </w:rPr>
+        <w:t xml:space="preserve">Les trois lignes restantes du tableau : boulimie nerveuse 7,5 chez les femmes (RMS) ; troubles anxieux 3,3 et trouble de stress post-traumatique 2,5 — ces deux derniers sont des odds ratios, qui ne se comparent pas aux RMS. Tableau adapté par le Merck Manual de Chesney E, Goodwin GM, Fazel S.</w:t>
       </w:r>
     </w:p>
     <w:p>
@@ -643,7 +697,7 @@
           <w:sz w:val="22"/>
           <w:szCs w:val="22"/>
         </w:rPr>
-        <w:t xml:space="preserve">• Les actes suicidaires représentent environ un événement indésirable grave lié aux soins (EIGS) sur cinq en établissement (ensemble : tous les EIGS en établissements de santé et médico-sociaux, données ministérielles françaises).</w:t>
+        <w:t xml:space="preserve">• Les actes suicidaires représentent environ un événement indésirable grave lié aux soins (EIGS) sur cinq (ensemble : tous les EIGS, sans restriction au lieu de survenue — données ministérielles françaises). La même source précise séparément que, parmi les actes suicidaires survenus en établissement, 40 % ont lieu à l'hôpital ou en Ehpad.</w:t>
       </w:r>
     </w:p>
     <w:p>
@@ -686,25 +740,25 @@
           <w:sz w:val="22"/>
           <w:szCs w:val="22"/>
         </w:rPr>
-        <w:t xml:space="preserve">Facteurs de risque (Merck Manual, janvier 2026 ; Psycom, consulté sept. 2026) :</w:t>
-      </w:r>
-    </w:p>
-    <w:p>
-      <w:pPr>
-        <w:spacing w:after="60" w:before="60"/>
-      </w:pPr>
-      <w:r>
-        <w:rPr>
-          <w:rFonts w:ascii="Times New Roman" w:cs="Times New Roman" w:eastAsia="Times New Roman" w:hAnsi="Times New Roman"/>
-          <w:b w:val="false"/>
-          <w:bCs w:val="false"/>
-          <w:i w:val="false"/>
-          <w:iCs w:val="false"/>
-          <w:color w:val="1F2937"/>
-          <w:sz w:val="22"/>
-          <w:szCs w:val="22"/>
-        </w:rPr>
-        <w:t xml:space="preserve">• Antécédents de tentative de suicide — c'est le facteur le plus prédictif d'un futur passage à l'acte</w:t>
+        <w:t xml:space="preserve">Facteurs de risque (Merck Manual, janvier 2026, sauf mention contraire ; les situations de vie difficiles listées ci-dessous — rupture, deuil, perte d'emploi, harcèlement, solitude et isolement — sont celles de la page Psycom, consultée le 7 septembre 2026) :</w:t>
+      </w:r>
+    </w:p>
+    <w:p>
+      <w:pPr>
+        <w:spacing w:after="60" w:before="60"/>
+      </w:pPr>
+      <w:r>
+        <w:rPr>
+          <w:rFonts w:ascii="Times New Roman" w:cs="Times New Roman" w:eastAsia="Times New Roman" w:hAnsi="Times New Roman"/>
+          <w:b w:val="false"/>
+          <w:bCs w:val="false"/>
+          <w:i w:val="false"/>
+          <w:iCs w:val="false"/>
+          <w:color w:val="1F2937"/>
+          <w:sz w:val="22"/>
+          <w:szCs w:val="22"/>
+        </w:rPr>
+        <w:t xml:space="preserve">• Antécédents de tentative de suicide — facteur de risque majeur, placé en tête du tableau des facteurs de risque du Merck Manual, qui ne classe toutefois pas les facteurs entre eux</w:t>
       </w:r>
     </w:p>
     <w:p>
@@ -874,7 +928,7 @@
           <w:sz w:val="22"/>
           <w:szCs w:val="22"/>
         </w:rPr>
-        <w:t xml:space="preserve">Facteurs protecteurs (Psycom, consulté sept. 2026) :</w:t>
+        <w:t xml:space="preserve">Facteurs protecteurs — repères de terrain, et non liste tirée d'une source : la page Psycom consultée le 7 septembre 2026 n'emploie pas la notion de facteur protecteur, et aucune des six sources de cette leçon n'en donne de liste. Les repères ci-dessous sont donc énoncés comme tels :</w:t>
       </w:r>
     </w:p>
     <w:p>
@@ -982,7 +1036,7 @@
           <w:sz w:val="22"/>
           <w:szCs w:val="22"/>
         </w:rPr>
-        <w:t xml:space="preserve">• Accès au 3114 — numéro national de prévention du suicide, disponible 24h/24, gratuit, accessible aussi aux professionnels</w:t>
+        <w:t xml:space="preserve">• Accès au 3114 — numéro national de prévention du suicide, « accessible 24h/24 et 7j/7, gratuitement, en France entière » (3114.fr, piloté par le ministère de la Santé), avec un espace dédié aux professionnels</w:t>
       </w:r>
     </w:p>
     <w:p>
@@ -1025,25 +1079,43 @@
           <w:sz w:val="22"/>
           <w:szCs w:val="22"/>
         </w:rPr>
-        <w:t xml:space="preserve">Développée dans le cadre de la Conférence de consensus sur la crise suicidaire (ANAES, 2000 — organisme intégré depuis à la HAS), la grille RUD constitue à ce jour la référence française pour l'évaluation structurée du potentiel suicidaire chez l'adulte. Il n'existe pas, à la date de cette leçon, de recommandation HAS spécifique aux adultes plus récente que cette conférence de consensus pour ce sujet.</w:t>
-      </w:r>
-    </w:p>
-    <w:p>
-      <w:pPr>
-        <w:spacing w:after="60" w:before="60"/>
-      </w:pPr>
-      <w:r>
-        <w:rPr>
-          <w:rFonts w:ascii="Times New Roman" w:cs="Times New Roman" w:eastAsia="Times New Roman" w:hAnsi="Times New Roman"/>
-          <w:b w:val="false"/>
-          <w:bCs w:val="false"/>
-          <w:i w:val="false"/>
-          <w:iCs w:val="false"/>
-          <w:color w:val="1F2937"/>
-          <w:sz w:val="22"/>
-          <w:szCs w:val="22"/>
-        </w:rPr>
-        <w:t xml:space="preserve">À noter : la HAS a publié en novembre 2021 une recommandation sur les idées et conduites suicidaires — mais celle-ci cible spécifiquement les enfants et les adolescents (titre exact : « Idées et conduites suicidaires chez l'enfant et l'adolescent : prévention, repérage, évaluation et prise en charge », HAS, 2 novembre 2021).</w:t>
+        <w:t xml:space="preserve">La grille RUD est la référence française pour l'évaluation structurée du potentiel suicidaire chez l'adulte. Attention à sa filiation : elle n'est PAS issue de la Conférence de consensus sur la crise suicidaire (ANAES, 19-20 octobre 2000 — organisme intégré depuis à la HAS). La page infosuicide.org qui la présente l'attribue à J.L Terra, M.F Berthier, F. Chauvet et W. Boutaleb, à partir d'une source québécoise (crisesuicidaire.ccdmd.qc.ca) ; elle a été formalisée en 2001, un an APRÈS la conférence, dans le cadre du programme national de formation à la prévention du suicide. C'est la conférence de consensus 2000 qui fournit, elle, les six éléments à explorer et les trois niveaux d'urgence repris plus bas.</w:t>
+      </w:r>
+    </w:p>
+    <w:p>
+      <w:pPr>
+        <w:spacing w:after="60" w:before="60"/>
+      </w:pPr>
+      <w:r>
+        <w:rPr>
+          <w:rFonts w:ascii="Times New Roman" w:cs="Times New Roman" w:eastAsia="Times New Roman" w:hAnsi="Times New Roman"/>
+          <w:b w:val="false"/>
+          <w:bCs w:val="false"/>
+          <w:i w:val="false"/>
+          <w:iCs w:val="false"/>
+          <w:color w:val="1F2937"/>
+          <w:sz w:val="22"/>
+          <w:szCs w:val="22"/>
+        </w:rPr>
+        <w:t xml:space="preserve">La HAS recense ses publications sur ce thème sur sa page « Prévention du suicide ». L'une d'elles concerne directement des adultes accompagnés en ESSMS : la RBPP « Prise en compte de la souffrance psychique de la personne âgée : prévention, repérage et accompagnement » (ANESM, validée le 3 mars 2014, mise en ligne le 2 mai 2014, mise à jour le 19 mars 2018), dont la partie IV s'intitule « La gestion des situations de crise suicidaire ».</w:t>
+      </w:r>
+    </w:p>
+    <w:p>
+      <w:pPr>
+        <w:spacing w:after="60" w:before="60"/>
+      </w:pPr>
+      <w:r>
+        <w:rPr>
+          <w:rFonts w:ascii="Times New Roman" w:cs="Times New Roman" w:eastAsia="Times New Roman" w:hAnsi="Times New Roman"/>
+          <w:b w:val="false"/>
+          <w:bCs w:val="false"/>
+          <w:i w:val="false"/>
+          <w:iCs w:val="false"/>
+          <w:color w:val="1F2937"/>
+          <w:sz w:val="22"/>
+          <w:szCs w:val="22"/>
+        </w:rPr>
+        <w:t xml:space="preserve">À noter : la HAS a publié en septembre 2021 une recommandation sur les idées et conduites suicidaires — mais celle-ci cible spécifiquement les enfants et les adolescents (titre exact : « Idées et conduites suicidaires chez l'enfant et l'adolescent : prévention, repérage, évaluation et prise en charge », HAS, validée par le Collège le 9 septembre 2021, mise en ligne le 30 septembre 2021).</w:t>
       </w:r>
     </w:p>
     <w:p>
@@ -1069,7 +1141,7 @@
           <w:sz w:val="22"/>
           <w:szCs w:val="22"/>
         </w:rPr>
-        <w:t xml:space="preserve">La grille RUD (J.L. Terra et al., ANAES 2000, via infosuicide.org) structure l'évaluation en trois dimensions :</w:t>
+        <w:t xml:space="preserve">La grille RUD (J.L Terra, M.F Berthier, F. Chauvet, W. Boutaleb, via infosuicide.org) structure l'évaluation en trois dimensions :</w:t>
       </w:r>
     </w:p>
     <w:p>
@@ -1149,7 +1221,7 @@
           <w:sz w:val="22"/>
           <w:szCs w:val="22"/>
         </w:rPr>
-        <w:t xml:space="preserve">Les trois niveaux d'urgence :</w:t>
+        <w:t xml:space="preserve">Les trois niveaux d'urgence — les caractéristiques de la colonne du milieu sont celles de la conférence de consensus 2000 ; la colonne « conduite à tenir » est un usage de terrain, elle ne figure comme telle dans aucune des sources de cette leçon :</w:t>
       </w:r>
     </w:p>
     <w:p>
@@ -1374,7 +1446,7 @@
                 <w:sz w:val="20"/>
                 <w:szCs w:val="20"/>
               </w:rPr>
-              <w:t xml:space="preserve">Plan précis, délai imminent (jours), accès aux moyens, isolement total ; peut avoir dit au revoir.</w:t>
+              <w:t xml:space="preserve">Plan précis, passage à l'acte prévu pour les jours qui viennent, accès direct et immédiat au moyen, isolement marqué.</w:t>
             </w:r>
           </w:p>
         </w:tc>
@@ -2143,7 +2215,7 @@
           <w:sz w:val="22"/>
           <w:szCs w:val="22"/>
         </w:rPr>
-        <w:t xml:space="preserve">Facteurs présents et cumulés : antécédent de tentative de suicide (le facteur le plus prédictif) + retrait social + désespoir exprimé + stockage préventif de moyens létaux. L'accumulation de ces facteurs justifie un niveau de risque élevé.</w:t>
+        <w:t xml:space="preserve">Facteurs présents et cumulés : antécédent de tentative de suicide (facteur de risque majeur) + retrait social + désespoir exprimé + stockage préventif de moyens létaux. L'accumulation de ces facteurs justifie un niveau de risque élevé.</w:t>
       </w:r>
     </w:p>
     <w:p>
@@ -3278,7 +3350,7 @@
           <w:sz w:val="22"/>
           <w:szCs w:val="22"/>
         </w:rPr>
-        <w:t xml:space="preserve">• Facteur de vulnérabilité sous-jacent : trouble bipolaire (risque de décès par suicide multiplié par 17,1, selon le Merck Manual — un des ratios les plus élevés de la leçon). Ce n'est pas un signal du moment, c'est une vulnérabilité de fond qui amplifie la portée des autres signaux.</w:t>
+        <w:t xml:space="preserve">• Facteur de vulnérabilité sous-jacent : trouble bipolaire (risque de décès par suicide multiplié par 17,1, selon le Merck Manual — le quatrième ratio le plus élevé des dix lignes du tableau source). Ce n'est pas un signal du moment, c'est une vulnérabilité de fond qui amplifie la portée des autres signaux.</w:t>
       </w:r>
     </w:p>
     <w:p>
@@ -3670,7 +3742,7 @@
           <w:sz w:val="22"/>
           <w:szCs w:val="22"/>
         </w:rPr>
-        <w:t xml:space="preserve">• Le 3114 est accessible aux professionnels comme aux particuliers — l'équipe peut l'appeler pour obtenir un conseil immédiat dans une situation incertaine.</w:t>
+        <w:t xml:space="preserve">• Le 3114 est accessible aux professionnels comme aux particuliers — son site porte une rubrique « Je suis professionnel » — et l'équipe peut l'appeler pour obtenir un conseil immédiat dans une situation incertaine.</w:t>
       </w:r>
     </w:p>
     <w:p>
@@ -3706,7 +3778,7 @@
           <w:sz w:val="22"/>
           <w:szCs w:val="22"/>
         </w:rPr>
-        <w:t xml:space="preserve">• La feuille de route nationale santé mentale et psychiatrie 2025-2030, publiée par la HAS en mars 2026, intègre la formation des équipes comme levier prioritaire de prévention.</w:t>
+        <w:t xml:space="preserve">• Le programme pluriannuel « santé mentale et psychiatrie » 2025-2030 de la HAS (validé par le Collège le 20 novembre 2024, mis à jour en mars 2026) fixe le cadre des travaux de la HAS sur ce champ ; il ne porte pas sur la prévention du suicide en tant que telle. La référence directement mobilisable en ESSMS est la RBPP « Prise en compte de la souffrance psychique de la personne âgée : prévention, repérage et accompagnement » (ANESM 2014, mise à jour 2018), dont la partie IV traite de la gestion des situations de crise suicidaire.</w:t>
       </w:r>
     </w:p>
     <w:p>
@@ -3836,7 +3908,7 @@
           <w:sz w:val="22"/>
           <w:szCs w:val="22"/>
         </w:rPr>
-        <w:t xml:space="preserve"> — Grille de J.L. Terra et al., outil central de l'évaluation clinique en France.</w:t>
+        <w:t xml:space="preserve"> — Grille de J.L Terra, M.F Berthier, F. Chauvet et W. Boutaleb (source citée : crisesuicidaire.ccdmd.qc.ca), outil central de l'évaluation clinique en France.</w:t>
       </w:r>
     </w:p>
     <w:p>
@@ -3885,7 +3957,7 @@
           <w:sz w:val="22"/>
           <w:szCs w:val="22"/>
         </w:rPr>
-        <w:t xml:space="preserve">5. HAS (2 novembre 2021, PDF) — </w:t>
+        <w:t xml:space="preserve">5. HAS (validée le 9 septembre 2021, mise en ligne le 30 septembre 2021, PDF) — </w:t>
       </w:r>
       <w:hyperlink w:history="1" r:id="rIdaoxnbmgpzzebf5iciln_v">
         <w:r>
@@ -3946,6 +4018,76 @@
     </w:p>
     <w:p>
       <w:pPr>
+        <w:spacing w:after="60" w:before="60"/>
+      </w:pPr>
+      <w:r>
+        <w:rPr>
+          <w:rFonts w:ascii="Times New Roman" w:cs="Times New Roman" w:eastAsia="Times New Roman" w:hAnsi="Times New Roman"/>
+          <w:color w:val="1F2937"/>
+          <w:sz w:val="22"/>
+          <w:szCs w:val="22"/>
+        </w:rPr>
+        <w:t xml:space="preserve">7. HAS / ANESM (2014, mise à jour 2018) — </w:t>
+      </w:r>
+      <w:hyperlink w:history="1" r:id="rIdanesmpa2014crisesuic">
+        <w:r>
+          <w:rPr>
+            <w:rFonts w:ascii="Times New Roman" w:cs="Times New Roman" w:eastAsia="Times New Roman" w:hAnsi="Times New Roman"/>
+            <w:color w:val="1155CC"/>
+            <w:sz w:val="22"/>
+            <w:szCs w:val="22"/>
+            <w:u w:val="single"/>
+          </w:rPr>
+          <w:t xml:space="preserve">Prise en compte de la souffrance psychique de la personne âgée : prévention, repérage et accompagnement</w:t>
+        </w:r>
+      </w:hyperlink>
+      <w:r>
+        <w:rPr>
+          <w:rFonts w:ascii="Times New Roman" w:cs="Times New Roman" w:eastAsia="Times New Roman" w:hAnsi="Times New Roman"/>
+          <w:color w:val="1F2937"/>
+          <w:sz w:val="22"/>
+          <w:szCs w:val="22"/>
+        </w:rPr>
+        <w:t xml:space="preserve"> — RBPP destinée aux professionnels d'ESSMS ; partie IV : « La gestion des situations de crise suicidaire ».</w:t>
+      </w:r>
+    </w:p>
+    <w:p>
+      <w:pPr>
+        <w:spacing w:after="60" w:before="60"/>
+      </w:pPr>
+      <w:r>
+        <w:rPr>
+          <w:rFonts w:ascii="Times New Roman" w:cs="Times New Roman" w:eastAsia="Times New Roman" w:hAnsi="Times New Roman"/>
+          <w:color w:val="1F2937"/>
+          <w:sz w:val="22"/>
+          <w:szCs w:val="22"/>
+        </w:rPr>
+        <w:t xml:space="preserve">8. 3114 — </w:t>
+      </w:r>
+      <w:hyperlink w:history="1" r:id="rId3114ndprevsuicidefr">
+        <w:r>
+          <w:rPr>
+            <w:rFonts w:ascii="Times New Roman" w:cs="Times New Roman" w:eastAsia="Times New Roman" w:hAnsi="Times New Roman"/>
+            <w:color w:val="1155CC"/>
+            <w:sz w:val="22"/>
+            <w:szCs w:val="22"/>
+            <w:u w:val="single"/>
+          </w:rPr>
+          <w:t xml:space="preserve">Numéro national de prévention du suicide</w:t>
+        </w:r>
+      </w:hyperlink>
+      <w:r>
+        <w:rPr>
+          <w:rFonts w:ascii="Times New Roman" w:cs="Times New Roman" w:eastAsia="Times New Roman" w:hAnsi="Times New Roman"/>
+          <w:color w:val="1F2937"/>
+          <w:sz w:val="22"/>
+          <w:szCs w:val="22"/>
+        </w:rPr>
+        <w:t xml:space="preserve"> — 24h/24, 7j/7, gratuit ; rubrique « Je suis professionnel ».</w:t>
+      </w:r>
+    </w:p>
+    <w:p>
+      <w:pPr>
         <w:spacing w:after="40" w:before="40"/>
       </w:pPr>
       <w:r>
@@ -4011,6 +4153,266 @@
       </w:pPr>
       <w:r>
         <w:t xml:space="preserve"/>
+      </w:r>
+    </w:p>
+    <w:p>
+      <w:pPr>
+        <w:spacing w:after="40" w:before="40"/>
+      </w:pPr>
+      <w:r>
+        <w:t xml:space="preserve"/>
+      </w:r>
+    </w:p>
+    <w:p>
+      <w:pPr>
+        <w:spacing w:after="60" w:before="120"/>
+      </w:pPr>
+      <w:r>
+        <w:rPr>
+          <w:rFonts w:ascii="Times New Roman" w:cs="Times New Roman" w:eastAsia="Times New Roman" w:hAnsi="Times New Roman"/>
+          <w:b/>
+          <w:bCs/>
+          <w:i w:val="false"/>
+          <w:iCs w:val="false"/>
+          <w:color w:val="1F2937"/>
+          <w:sz w:val="26"/>
+          <w:szCs w:val="26"/>
+        </w:rPr>
+        <w:t xml:space="preserve">📝 Journal des corrections — 7 septembre 2026</w:t>
+      </w:r>
+    </w:p>
+    <w:p>
+      <w:pPr>
+        <w:spacing w:after="60" w:before="60"/>
+      </w:pPr>
+      <w:r>
+        <w:rPr>
+          <w:rFonts w:ascii="Times New Roman" w:cs="Times New Roman" w:eastAsia="Times New Roman" w:hAnsi="Times New Roman"/>
+          <w:b w:val="false"/>
+          <w:bCs w:val="false"/>
+          <w:i w:val="false"/>
+          <w:iCs w:val="false"/>
+          <w:color w:val="1F2937"/>
+          <w:sz w:val="22"/>
+          <w:szCs w:val="22"/>
+        </w:rPr>
+        <w:t xml:space="preserve">Leçon produite le 07/09/2026 à 8h14 par le job automatique, relue le jour même au protocole complet (6/6 URL testées, chiffres refaits, sources rouvertes). Second passage du parcours sous les huit règles du 06/09. QUATRE corrections principales, plus cinq points de précision. Les huit règles ont tenu là où elles nomment un geste : dénominateur déclaré sur chaque chiffre, régime des énoncés marqué, contrôles C1/C2 écrits dans les corrigés, rendez-vous et total justes, aucune citation fabriquée, aucune source morte. Tout ce qui suit relève de l'attribution — la distance entre ce qu'une source dit et ce qu'on lui fait dire.</w:t>
+      </w:r>
+    </w:p>
+    <w:p>
+      <w:pPr>
+        <w:spacing w:after="60" w:before="120"/>
+      </w:pPr>
+      <w:r>
+        <w:rPr>
+          <w:rFonts w:ascii="Times New Roman" w:cs="Times New Roman" w:eastAsia="Times New Roman" w:hAnsi="Times New Roman"/>
+          <w:b/>
+          <w:bCs/>
+          <w:i w:val="false"/>
+          <w:iCs w:val="false"/>
+          <w:color w:val="1F2937"/>
+          <w:sz w:val="22"/>
+          <w:szCs w:val="22"/>
+        </w:rPr>
+        <w:t xml:space="preserve">① Pont pro — un document HAS nommé, daté et caractérisé sans avoir été ouvert.</w:t>
+      </w:r>
+    </w:p>
+    <w:p>
+      <w:pPr>
+        <w:spacing w:after="60" w:before="60"/>
+      </w:pPr>
+      <w:r>
+        <w:rPr>
+          <w:rFonts w:ascii="Times New Roman" w:cs="Times New Roman" w:eastAsia="Times New Roman" w:hAnsi="Times New Roman"/>
+          <w:b w:val="false"/>
+          <w:bCs w:val="false"/>
+          <w:i w:val="false"/>
+          <w:iCs w:val="false"/>
+          <w:color w:val="1F2937"/>
+          <w:sz w:val="22"/>
+          <w:szCs w:val="22"/>
+        </w:rPr>
+        <w:t xml:space="preserve">La leçon écrivait : « La feuille de route nationale santé mentale et psychiatrie 2025-2030, publiée par la HAS en mars 2026, intègre la formation des équipes comme levier prioritaire de prévention. » Le document existe, mais ce n'est ni son nom, ni sa nature, ni sa date, ni son contenu : c'est le « Programme pluriannuel santé mentale et psychiatrie 2025-2030 », validé par le Collège le 20 novembre 2024 et mis à jour en mars 2026 — la feuille de route est le document annuel qui en découle, et celle de 2025 date de janvier 2025. Sur les 74 pages du programme, la formation n'apparaît qu'à propos de la désescalade de la violence et de la VIAS, jamais comme levier de prévention du suicide ; dans la feuille de route 2025, « suicid » compte ZÉRO occurrence. Surtout : ce document ne figurait dans aucune des six URL de la leçon. Il était nommé sans avoir été consulté — dans le paragraphe même qui s'ouvre sur « ce paragraphe ne constitue pas une recommandation HAS et ne doit pas être présenté comme tel ».</w:t>
+      </w:r>
+    </w:p>
+    <w:p>
+      <w:pPr>
+        <w:spacing w:after="60" w:before="120"/>
+      </w:pPr>
+      <w:r>
+        <w:rPr>
+          <w:rFonts w:ascii="Times New Roman" w:cs="Times New Roman" w:eastAsia="Times New Roman" w:hAnsi="Times New Roman"/>
+          <w:b/>
+          <w:bCs/>
+          <w:i w:val="false"/>
+          <w:iCs w:val="false"/>
+          <w:color w:val="1F2937"/>
+          <w:sz w:val="22"/>
+          <w:szCs w:val="22"/>
+        </w:rPr>
+        <w:t xml:space="preserve">② Théorie §4 — une affirmation négative posée sans recherche, qui fermait la porte la plus utile.</w:t>
+      </w:r>
+    </w:p>
+    <w:p>
+      <w:pPr>
+        <w:spacing w:after="60" w:before="60"/>
+      </w:pPr>
+      <w:r>
+        <w:rPr>
+          <w:rFonts w:ascii="Times New Roman" w:cs="Times New Roman" w:eastAsia="Times New Roman" w:hAnsi="Times New Roman"/>
+          <w:b w:val="false"/>
+          <w:bCs w:val="false"/>
+          <w:i w:val="false"/>
+          <w:iCs w:val="false"/>
+          <w:color w:val="1F2937"/>
+          <w:sz w:val="22"/>
+          <w:szCs w:val="22"/>
+        </w:rPr>
+        <w:t xml:space="preserve">La leçon écrivait : « Il n'existe pas, à la date de cette leçon, de recommandation HAS spécifique aux adultes plus récente que cette conférence de consensus pour ce sujet. » C'est faux. La page « Prévention du suicide » de la HAS recense la RBPP « Prise en compte de la souffrance psychique de la personne âgée : prévention, repérage et accompagnement » (ANESM, validée le 3 mars 2014, mise en ligne le 2 mai 2014, mise à jour le 19 mars 2018), dont la partie IV s'intitule « La gestion des situations de crise suicidaire » — une recommandation portant sur des adultes, postérieure de quatorze ans à la conférence de consensus, et adressée aux professionnels d'ESSMS. C'était exactement la source que le pont pro cherchait. Elle est ajoutée au texte et aux ressources.</w:t>
+      </w:r>
+    </w:p>
+    <w:p>
+      <w:pPr>
+        <w:spacing w:after="60" w:before="120"/>
+      </w:pPr>
+      <w:r>
+        <w:rPr>
+          <w:rFonts w:ascii="Times New Roman" w:cs="Times New Roman" w:eastAsia="Times New Roman" w:hAnsi="Times New Roman"/>
+          <w:b/>
+          <w:bCs/>
+          <w:i w:val="false"/>
+          <w:iCs w:val="false"/>
+          <w:color w:val="1F2937"/>
+          <w:sz w:val="22"/>
+          <w:szCs w:val="22"/>
+        </w:rPr>
+        <w:t xml:space="preserve">③ Théorie §4 — la grille RUD attribuée à la conférence de consensus, dont elle n'est pas issue.</w:t>
+      </w:r>
+    </w:p>
+    <w:p>
+      <w:pPr>
+        <w:spacing w:after="60" w:before="60"/>
+      </w:pPr>
+      <w:r>
+        <w:rPr>
+          <w:rFonts w:ascii="Times New Roman" w:cs="Times New Roman" w:eastAsia="Times New Roman" w:hAnsi="Times New Roman"/>
+          <w:b w:val="false"/>
+          <w:bCs w:val="false"/>
+          <w:i w:val="false"/>
+          <w:iCs w:val="false"/>
+          <w:color w:val="1F2937"/>
+          <w:sz w:val="22"/>
+          <w:szCs w:val="22"/>
+        </w:rPr>
+        <w:t xml:space="preserve">La leçon écrivait « Développée dans le cadre de la Conférence de consensus sur la crise suicidaire (ANAES, 2000) » et « grille RUD (J.L. Terra et al., ANAES 2000) ». La page infosuicide.org citée en ressource n°3 l'attribue à J.L Terra, M.F Berthier, F. Chauvet et W. Boutaleb, avec pour source crisesuicidaire.ccdmd.qc.ca — un outil québécois formalisé en 2001, un an après la conférence et hors de son cadre. Le sigle « ANAES » n'apparaît sur aucune des deux pages infosuicide citées. Deux sources distinctes avaient été soudées en une seule filiation : la conférence de consensus 2000 fournit les six éléments et les trois niveaux d'urgence, le RUD vient d'ailleurs. Le texte distingue désormais les deux.</w:t>
+      </w:r>
+    </w:p>
+    <w:p>
+      <w:pPr>
+        <w:spacing w:after="60" w:before="120"/>
+      </w:pPr>
+      <w:r>
+        <w:rPr>
+          <w:rFonts w:ascii="Times New Roman" w:cs="Times New Roman" w:eastAsia="Times New Roman" w:hAnsi="Times New Roman"/>
+          <w:b/>
+          <w:bCs/>
+          <w:i w:val="false"/>
+          <w:iCs w:val="false"/>
+          <w:color w:val="1F2937"/>
+          <w:sz w:val="22"/>
+          <w:szCs w:val="22"/>
+        </w:rPr>
+        <w:t xml:space="preserve">④ Théorie §2 — le tableau des ratios de mortalité standardisés était amputé de deux lignes, et couronné d'un « les plus élevés » que ces deux lignes démentaient.</w:t>
+      </w:r>
+    </w:p>
+    <w:p>
+      <w:pPr>
+        <w:spacing w:after="60" w:before="60"/>
+      </w:pPr>
+      <w:r>
+        <w:rPr>
+          <w:rFonts w:ascii="Times New Roman" w:cs="Times New Roman" w:eastAsia="Times New Roman" w:hAnsi="Times New Roman"/>
+          <w:b w:val="false"/>
+          <w:bCs w:val="false"/>
+          <w:i w:val="false"/>
+          <w:iCs w:val="false"/>
+          <w:color w:val="1F2937"/>
+          <w:sz w:val="22"/>
+          <w:szCs w:val="22"/>
+        </w:rPr>
+        <w:t xml:space="preserve">Les cinq ratios donnés (45,1 / 31,0 / 19,7 / 17,1 / 12,9) sont exacts au dixième. Mais le tableau du Merck Manual compte DIX lignes, et deux d'entre elles s'intercalaient au-dessus de la dernière retenue : trouble de l'usage de l'alcool 16,4 chez les femmes (8,8 chez les hommes) et usage d'opioïdes 13,5, tous deux supérieurs à la schizophrénie 12,9 conservée. Les deux lignes omises portaient sur les substances, dans une leçon qui liste « abus de substances psychoactives » parmi ses facteurs de risque. Une table exacte sur ce qu'elle montre, fausse par ce qu'elle omet. Les deux lignes sont réintégrées, les trois dernières lignes du tableau sont nommées avec leur nature (deux sont des odds ratios, non comparables aux RMS), et la source primaire que le Merck Manual indique — Chesney E, Goodwin GM, Fazel S — est désormais citée.</w:t>
+      </w:r>
+    </w:p>
+    <w:p>
+      <w:pPr>
+        <w:spacing w:after="60" w:before="120"/>
+      </w:pPr>
+      <w:r>
+        <w:rPr>
+          <w:rFonts w:ascii="Times New Roman" w:cs="Times New Roman" w:eastAsia="Times New Roman" w:hAnsi="Times New Roman"/>
+          <w:b/>
+          <w:bCs/>
+          <w:i w:val="false"/>
+          <w:iCs w:val="false"/>
+          <w:color w:val="1F2937"/>
+          <w:sz w:val="22"/>
+          <w:szCs w:val="22"/>
+        </w:rPr>
+        <w:t xml:space="preserve">⑤ Cinq points de précision, corrigés au passage.</w:t>
+      </w:r>
+    </w:p>
+    <w:p>
+      <w:pPr>
+        <w:spacing w:after="60" w:before="60"/>
+      </w:pPr>
+      <w:r>
+        <w:rPr>
+          <w:rFonts w:ascii="Times New Roman" w:cs="Times New Roman" w:eastAsia="Times New Roman" w:hAnsi="Times New Roman"/>
+          <w:b w:val="false"/>
+          <w:bCs w:val="false"/>
+          <w:i w:val="false"/>
+          <w:iCs w:val="false"/>
+          <w:color w:val="1F2937"/>
+          <w:sz w:val="22"/>
+          <w:szCs w:val="22"/>
+        </w:rPr>
+        <w:t xml:space="preserve">(a) Les facteurs de risque ET les facteurs protecteurs étaient attribués à Psycom : sur la page consultée, « facteurs de risque » compte 0 occurrence, « protec- » 0 et « moyens létaux » 0 — c'est un texte d'information à la première personne, pas une référence clinique. L'attribution est corrigée pour ne porter que sur ce que la page contient réellement, et les facteurs protecteurs sont désormais énoncés comme des repères de terrain, aucune des six sources n'en donnant de liste. (b) « C'est le facteur le plus prédictif d'un futur passage à l'acte » (répété dans le corrigé de l'exercice 2) est un superlatif absent des deux sources : le Merck Manual place bien les antécédents en tête de son tableau mais ne classe pas les facteurs entre eux. (c) Le chiffre « un EIGS sur cinq » était requalifié « en établissement » alors que la source réserve ce cadre aux 40 % qui suivent. (d) « Peut avoir dit au revoir » (niveau d'urgence élevé) ne figure pas dans la conférence de consensus ; la ligne reprend désormais ses termes. (e) « Le 3114 accessible aux professionnels » était juste mais absent de la page citée : la mention est désormais sourcée sur 3114.fr, ajouté en ressource n°8. Enfin, la colonne « conduite à tenir » du tableau des trois niveaux porte maintenant son régime — c'est un usage de terrain, il ne vient d'aucune source de la leçon.</w:t>
+      </w:r>
+    </w:p>
+    <w:p>
+      <w:pPr>
+        <w:spacing w:after="60" w:before="120"/>
+      </w:pPr>
+      <w:r>
+        <w:rPr>
+          <w:rFonts w:ascii="Times New Roman" w:cs="Times New Roman" w:eastAsia="Times New Roman" w:hAnsi="Times New Roman"/>
+          <w:b/>
+          <w:bCs/>
+          <w:i w:val="false"/>
+          <w:iCs w:val="false"/>
+          <w:color w:val="1F2937"/>
+          <w:sz w:val="22"/>
+          <w:szCs w:val="22"/>
+        </w:rPr>
+        <w:t xml:space="preserve">Ce que cette relecture apprend au parcours.</w:t>
+      </w:r>
+    </w:p>
+    <w:p>
+      <w:pPr>
+        <w:spacing w:after="60" w:before="60"/>
+      </w:pPr>
+      <w:r>
+        <w:rPr>
+          <w:rFonts w:ascii="Times New Roman" w:cs="Times New Roman" w:eastAsia="Times New Roman" w:hAnsi="Times New Roman"/>
+          <w:b w:val="false"/>
+          <w:bCs w:val="false"/>
+          <w:i w:val="false"/>
+          <w:iCs w:val="false"/>
+          <w:color w:val="1F2937"/>
+          <w:sz w:val="22"/>
+          <w:szCs w:val="22"/>
+        </w:rPr>
+        <w:t xml:space="preserve">Aucune citation n'a été fabriquée, aucun chiffre n'a été inventé, aucune source n'était morte, aucun dénominateur ne manquait : les huit règles écrites le 06/09 ont tenu partout où elles nomment un geste précis. Les quatre défauts sont tous des défauts d'ATTRIBUTION — un document caractérisé sans être ouvert, une absence affirmée sans être cherchée, deux sources soudées en une, un tableau réduit puis présenté comme complet. Un garde-fou ne protège que le geste qu'il nomme : le pont pro portait son avertissement, qui protégeait la prose du paragraphe et pas la citation à l'intérieur.</w:t>
       </w:r>
     </w:p>
     <w:p>
